--- a/docs/lista_louvores/Textos_Louvores/TUA OBRA EM NÓS.docx
+++ b/docs/lista_louvores/Textos_Louvores/TUA OBRA EM NÓS.docx
@@ -1,545 +1,349 @@
 
 <file path=word/document.xml><?xml version="1.0" encoding="utf-8"?>
-<w:document xmlns:wpc="http://schemas.microsoft.com/office/word/2010/wordprocessingCanvas" xmlns:mc="http://schemas.openxmlformats.org/markup-compatibility/2006" xmlns:o="urn:schemas-microsoft-com:office:office" xmlns:r="http://schemas.openxmlformats.org/officeDocument/2006/relationships" xmlns:m="http://schemas.openxmlformats.org/officeDocument/2006/math" xmlns:v="urn:schemas-microsoft-com:vml" xmlns:wp14="http://schemas.microsoft.com/office/word/2010/wordprocessingDrawing" xmlns:wp="http://schemas.openxmlformats.org/drawingml/2006/wordprocessingDrawing" xmlns:w10="urn:schemas-microsoft-com:office:word" xmlns:w="http://schemas.openxmlformats.org/wordprocessingml/2006/main" xmlns:w14="http://schemas.microsoft.com/office/word/2010/wordml" xmlns:w15="http://schemas.microsoft.com/office/word/2012/wordml" xmlns:wpg="http://schemas.microsoft.com/office/word/2010/wordprocessingGroup" xmlns:wpi="http://schemas.microsoft.com/office/word/2010/wordprocessingInk" xmlns:wne="http://schemas.microsoft.com/office/word/2006/wordml" xmlns:wps="http://schemas.microsoft.com/office/word/2010/wordprocessingShape" xmlns:w16se="http://schemas.microsoft.com/office/word/2015/wordml/symex" xmlns:w16cid="http://schemas.microsoft.com/office/word/2016/wordml/cid" xmlns:w16="http://schemas.microsoft.com/office/word/2018/wordml" xmlns:w16cex="http://schemas.microsoft.com/office/word/2018/wordml/cex" xmlns:w16sdtdh="http://schemas.microsoft.com/office/word/2020/wordml/sdtdatahash" mc:Ignorable="w14 w15 wp14 w16se w16cid w16 w16cex w16sdtdh">
+<w:document xmlns:wpc="http://schemas.microsoft.com/office/word/2010/wordprocessingCanvas" xmlns:cx="http://schemas.microsoft.com/office/drawing/2014/chartex" xmlns:cx1="http://schemas.microsoft.com/office/drawing/2015/9/8/chartex" xmlns:cx2="http://schemas.microsoft.com/office/drawing/2015/10/21/chartex" xmlns:cx3="http://schemas.microsoft.com/office/drawing/2016/5/9/chartex" xmlns:cx4="http://schemas.microsoft.com/office/drawing/2016/5/10/chartex" xmlns:cx5="http://schemas.microsoft.com/office/drawing/2016/5/11/chartex" xmlns:cx6="http://schemas.microsoft.com/office/drawing/2016/5/12/chartex" xmlns:cx7="http://schemas.microsoft.com/office/drawing/2016/5/13/chartex" xmlns:cx8="http://schemas.microsoft.com/office/drawing/2016/5/14/chartex" xmlns:mc="http://schemas.openxmlformats.org/markup-compatibility/2006" xmlns:aink="http://schemas.microsoft.com/office/drawing/2016/ink" xmlns:am3d="http://schemas.microsoft.com/office/drawing/2017/model3d" xmlns:o="urn:schemas-microsoft-com:office:office" xmlns:oel="http://schemas.microsoft.com/office/2019/extlst" xmlns:r="http://schemas.openxmlformats.org/officeDocument/2006/relationships" xmlns:m="http://schemas.openxmlformats.org/officeDocument/2006/math" xmlns:v="urn:schemas-microsoft-com:vml" xmlns:wp14="http://schemas.microsoft.com/office/word/2010/wordprocessingDrawing" xmlns:wp="http://schemas.openxmlformats.org/drawingml/2006/wordprocessingDrawing" xmlns:w10="urn:schemas-microsoft-com:office:word" xmlns:w="http://schemas.openxmlformats.org/wordprocessingml/2006/main" xmlns:w14="http://schemas.microsoft.com/office/word/2010/wordml" xmlns:w15="http://schemas.microsoft.com/office/word/2012/wordml" xmlns:w16cex="http://schemas.microsoft.com/office/word/2018/wordml/cex" xmlns:w16cid="http://schemas.microsoft.com/office/word/2016/wordml/cid" xmlns:w16="http://schemas.microsoft.com/office/word/2018/wordml" xmlns:w16du="http://schemas.microsoft.com/office/word/2023/wordml/word16du" xmlns:w16sdtdh="http://schemas.microsoft.com/office/word/2020/wordml/sdtdatahash" xmlns:w16sdtfl="http://schemas.microsoft.com/office/word/2024/wordml/sdtformatlock" xmlns:w16se="http://schemas.microsoft.com/office/word/2015/wordml/symex" xmlns:wpg="http://schemas.microsoft.com/office/word/2010/wordprocessingGroup" xmlns:wpi="http://schemas.microsoft.com/office/word/2010/wordprocessingInk" xmlns:wne="http://schemas.microsoft.com/office/word/2006/wordml" xmlns:wps="http://schemas.microsoft.com/office/word/2010/wordprocessingShape" mc:Ignorable="w14 w15 w16se w16cid w16 w16cex w16sdtdh w16sdtfl w16du wp14">
   <w:body>
-    <w:p xmlns:wp14="http://schemas.microsoft.com/office/word/2010/wordml" wp14:paraId="6EC5F6DE" wp14:textId="60D2DBC3">
+    <w:p>
+      <w:pPr>
+        <w:pStyle w:val="Ttulo1"/>
+        <w:spacing w:after="120"/>
+        <w:rPr>
+          <w:rFonts w:eastAsia="Arial"/>
+          <w:b/>
+          <w:bCs/>
+        </w:rPr>
+      </w:pPr>
+      <w:r>
+        <w:rPr>
+          <w:rFonts w:eastAsia="Arial"/>
+          <w:b/>
+          <w:bCs/>
+        </w:rPr>
+        <w:t>TUA OBRA EM NÓS</w:t>
+      </w:r>
+    </w:p>
+    <w:p>
       <w:pPr>
         <w:spacing w:before="120" w:after="0" w:line="240" w:lineRule="auto"/>
         <w:rPr>
-          <w:rFonts w:ascii="Arial" w:hAnsi="Arial" w:eastAsia="Arial" w:cs="Arial"/>
-          <w:b w:val="0"/>
-          <w:bCs w:val="0"/>
-          <w:i w:val="0"/>
-          <w:iCs w:val="0"/>
-          <w:caps w:val="0"/>
-          <w:smallCaps w:val="0"/>
-          <w:noProof w:val="0"/>
-          <w:color w:val="000000" w:themeColor="text1" w:themeTint="FF" w:themeShade="FF"/>
-          <w:sz w:val="28"/>
-          <w:szCs w:val="28"/>
-          <w:lang w:val="pt-BR"/>
+          <w:rFonts w:ascii="Times New Roman" w:eastAsia="Arial" w:hAnsi="Times New Roman" w:cs="Times New Roman"/>
+          <w:color w:val="000000" w:themeColor="text1"/>
+          <w:sz w:val="24"/>
+          <w:szCs w:val="24"/>
         </w:rPr>
       </w:pPr>
       <w:r>
         <w:rPr>
-          <w:rFonts w:ascii="Arial" w:hAnsi="Arial" w:eastAsia="Arial" w:cs="Arial"/>
-          <w:b w:val="0"/>
-          <w:bCs w:val="0"/>
-          <w:i w:val="0"/>
-          <w:iCs w:val="0"/>
-          <w:caps w:val="0"/>
-          <w:smallCaps w:val="0"/>
-          <w:strike w:val="0"/>
-          <w:dstrike w:val="0"/>
-          <w:noProof w:val="0"/>
-          <w:color w:val="000000" w:themeColor="text1" w:themeTint="FF" w:themeShade="FF"/>
-          <w:sz w:val="28"/>
-          <w:szCs w:val="28"/>
-          <w:u w:val="single"/>
-          <w:lang w:val="pt-BR"/>
-        </w:rPr>
-        <w:t>TUA OBRA EM NÓS</w:t>
+          <w:rFonts w:ascii="Times New Roman" w:eastAsia="Arial" w:hAnsi="Times New Roman" w:cs="Times New Roman"/>
+          <w:color w:val="000000" w:themeColor="text1"/>
+          <w:sz w:val="24"/>
+          <w:szCs w:val="24"/>
+        </w:rPr>
+        <w:t>Vejo que não sou, quem eu devo ser</w:t>
+      </w:r>
+      <w:r>
+        <w:rPr>
+          <w:rFonts w:ascii="Times New Roman" w:eastAsia="Arial" w:hAnsi="Times New Roman" w:cs="Times New Roman"/>
+          <w:color w:val="000000" w:themeColor="text1"/>
+          <w:sz w:val="24"/>
+          <w:szCs w:val="24"/>
+        </w:rPr>
+        <w:br/>
+      </w:r>
+      <w:r>
+        <w:rPr>
+          <w:rFonts w:ascii="Times New Roman" w:eastAsia="Arial" w:hAnsi="Times New Roman" w:cs="Times New Roman"/>
+          <w:color w:val="000000" w:themeColor="text1"/>
+          <w:sz w:val="24"/>
+          <w:szCs w:val="24"/>
+        </w:rPr>
+        <w:t>Mas por Tua mão já não sou quem fui</w:t>
+      </w:r>
+      <w:r>
+        <w:rPr>
+          <w:rFonts w:ascii="Times New Roman" w:eastAsia="Arial" w:hAnsi="Times New Roman" w:cs="Times New Roman"/>
+          <w:color w:val="000000" w:themeColor="text1"/>
+          <w:sz w:val="24"/>
+          <w:szCs w:val="24"/>
+        </w:rPr>
+        <w:br/>
+      </w:r>
+      <w:r>
+        <w:rPr>
+          <w:rFonts w:ascii="Times New Roman" w:eastAsia="Arial" w:hAnsi="Times New Roman" w:cs="Times New Roman"/>
+          <w:color w:val="000000" w:themeColor="text1"/>
+          <w:sz w:val="24"/>
+          <w:szCs w:val="24"/>
+        </w:rPr>
+        <w:t>Liberdade e amor em meu interior</w:t>
+      </w:r>
+      <w:r>
+        <w:rPr>
+          <w:rFonts w:ascii="Times New Roman" w:eastAsia="Arial" w:hAnsi="Times New Roman" w:cs="Times New Roman"/>
+          <w:color w:val="000000" w:themeColor="text1"/>
+          <w:sz w:val="24"/>
+          <w:szCs w:val="24"/>
+        </w:rPr>
+        <w:br/>
+      </w:r>
+      <w:r>
+        <w:rPr>
+          <w:rFonts w:ascii="Times New Roman" w:eastAsia="Arial" w:hAnsi="Times New Roman" w:cs="Times New Roman"/>
+          <w:color w:val="000000" w:themeColor="text1"/>
+          <w:sz w:val="24"/>
+          <w:szCs w:val="24"/>
+        </w:rPr>
+        <w:t>Fruto do Teu Santo Espírito</w:t>
       </w:r>
     </w:p>
-    <w:p xmlns:wp14="http://schemas.microsoft.com/office/word/2010/wordml" wp14:paraId="3D5AFEF0" wp14:textId="76D34A01">
+    <w:p>
       <w:pPr>
         <w:spacing w:before="120" w:after="0" w:line="240" w:lineRule="auto"/>
         <w:rPr>
-          <w:rFonts w:ascii="Arial" w:hAnsi="Arial" w:eastAsia="Arial" w:cs="Arial"/>
-          <w:b w:val="0"/>
-          <w:bCs w:val="0"/>
-          <w:i w:val="0"/>
-          <w:iCs w:val="0"/>
-          <w:caps w:val="0"/>
-          <w:smallCaps w:val="0"/>
-          <w:noProof w:val="0"/>
-          <w:color w:val="000000" w:themeColor="text1" w:themeTint="FF" w:themeShade="FF"/>
-          <w:sz w:val="24"/>
-          <w:szCs w:val="24"/>
-          <w:lang w:val="pt-BR"/>
+          <w:rFonts w:ascii="Times New Roman" w:eastAsia="Arial" w:hAnsi="Times New Roman" w:cs="Times New Roman"/>
+          <w:color w:val="000000" w:themeColor="text1"/>
+          <w:sz w:val="24"/>
+          <w:szCs w:val="24"/>
         </w:rPr>
       </w:pPr>
       <w:r>
         <w:rPr>
-          <w:rFonts w:ascii="Arial" w:hAnsi="Arial" w:eastAsia="Arial" w:cs="Arial"/>
-          <w:b w:val="0"/>
-          <w:bCs w:val="0"/>
-          <w:i w:val="0"/>
-          <w:iCs w:val="0"/>
-          <w:caps w:val="0"/>
-          <w:smallCaps w:val="0"/>
-          <w:noProof w:val="0"/>
-          <w:color w:val="000000" w:themeColor="text1" w:themeTint="FF" w:themeShade="FF"/>
-          <w:sz w:val="24"/>
-          <w:szCs w:val="24"/>
-          <w:lang w:val="pt-BR"/>
-        </w:rPr>
-        <w:t>Vejo que não sou, quem eu devo ser</w:t>
+          <w:rFonts w:ascii="Times New Roman" w:eastAsia="Arial" w:hAnsi="Times New Roman" w:cs="Times New Roman"/>
+          <w:color w:val="000000" w:themeColor="text1"/>
+          <w:sz w:val="24"/>
+          <w:szCs w:val="24"/>
+        </w:rPr>
+        <w:t>Guie o meu andar em Tua verdade</w:t>
+      </w:r>
+      <w:r>
+        <w:rPr>
+          <w:rFonts w:ascii="Times New Roman" w:eastAsia="Arial" w:hAnsi="Times New Roman" w:cs="Times New Roman"/>
+          <w:color w:val="000000" w:themeColor="text1"/>
+          <w:sz w:val="24"/>
+          <w:szCs w:val="24"/>
+        </w:rPr>
+        <w:br/>
+      </w:r>
+      <w:r>
+        <w:rPr>
+          <w:rFonts w:ascii="Times New Roman" w:eastAsia="Arial" w:hAnsi="Times New Roman" w:cs="Times New Roman"/>
+          <w:color w:val="000000" w:themeColor="text1"/>
+          <w:sz w:val="24"/>
+          <w:szCs w:val="24"/>
+        </w:rPr>
+        <w:t>A expressão do Filho faz crescer em mim</w:t>
       </w:r>
     </w:p>
-    <w:p xmlns:wp14="http://schemas.microsoft.com/office/word/2010/wordml" wp14:paraId="0E4AE165" wp14:textId="3B90F55B">
-      <w:pPr>
-        <w:spacing w:after="0" w:line="240" w:lineRule="auto"/>
-        <w:rPr>
-          <w:rFonts w:ascii="Arial" w:hAnsi="Arial" w:eastAsia="Arial" w:cs="Arial"/>
-          <w:b w:val="0"/>
-          <w:bCs w:val="0"/>
-          <w:i w:val="0"/>
-          <w:iCs w:val="0"/>
-          <w:caps w:val="0"/>
-          <w:smallCaps w:val="0"/>
-          <w:noProof w:val="0"/>
-          <w:color w:val="000000" w:themeColor="text1" w:themeTint="FF" w:themeShade="FF"/>
-          <w:sz w:val="24"/>
-          <w:szCs w:val="24"/>
-          <w:lang w:val="pt-BR"/>
-        </w:rPr>
-      </w:pPr>
-      <w:r>
-        <w:rPr>
-          <w:rFonts w:ascii="Arial" w:hAnsi="Arial" w:eastAsia="Arial" w:cs="Arial"/>
-          <w:b w:val="0"/>
-          <w:bCs w:val="0"/>
-          <w:i w:val="0"/>
-          <w:iCs w:val="0"/>
-          <w:caps w:val="0"/>
-          <w:smallCaps w:val="0"/>
-          <w:noProof w:val="0"/>
-          <w:color w:val="000000" w:themeColor="text1" w:themeTint="FF" w:themeShade="FF"/>
-          <w:sz w:val="24"/>
-          <w:szCs w:val="24"/>
-          <w:lang w:val="pt-BR"/>
-        </w:rPr>
-        <w:t>Mas por Tua mão já não sou quem fui</w:t>
-      </w:r>
-    </w:p>
-    <w:p xmlns:wp14="http://schemas.microsoft.com/office/word/2010/wordml" wp14:paraId="29F5DCB4" wp14:textId="404B6E1A">
-      <w:pPr>
-        <w:spacing w:after="0" w:line="240" w:lineRule="auto"/>
-        <w:rPr>
-          <w:rFonts w:ascii="Arial" w:hAnsi="Arial" w:eastAsia="Arial" w:cs="Arial"/>
-          <w:b w:val="0"/>
-          <w:bCs w:val="0"/>
-          <w:i w:val="0"/>
-          <w:iCs w:val="0"/>
-          <w:caps w:val="0"/>
-          <w:smallCaps w:val="0"/>
-          <w:noProof w:val="0"/>
-          <w:color w:val="000000" w:themeColor="text1" w:themeTint="FF" w:themeShade="FF"/>
-          <w:sz w:val="24"/>
-          <w:szCs w:val="24"/>
-          <w:lang w:val="pt-BR"/>
-        </w:rPr>
-      </w:pPr>
-      <w:r>
-        <w:rPr>
-          <w:rFonts w:ascii="Arial" w:hAnsi="Arial" w:eastAsia="Arial" w:cs="Arial"/>
-          <w:b w:val="0"/>
-          <w:bCs w:val="0"/>
-          <w:i w:val="0"/>
-          <w:iCs w:val="0"/>
-          <w:caps w:val="0"/>
-          <w:smallCaps w:val="0"/>
-          <w:noProof w:val="0"/>
-          <w:color w:val="000000" w:themeColor="text1" w:themeTint="FF" w:themeShade="FF"/>
-          <w:sz w:val="24"/>
-          <w:szCs w:val="24"/>
-          <w:lang w:val="pt-BR"/>
-        </w:rPr>
-        <w:t>Liberdade e amor em meu interior</w:t>
-      </w:r>
-    </w:p>
-    <w:p xmlns:wp14="http://schemas.microsoft.com/office/word/2010/wordml" wp14:paraId="09EF664D" wp14:textId="6FF8FC28">
-      <w:pPr>
-        <w:spacing w:after="0" w:line="240" w:lineRule="auto"/>
-        <w:rPr>
-          <w:rFonts w:ascii="Arial" w:hAnsi="Arial" w:eastAsia="Arial" w:cs="Arial"/>
-          <w:b w:val="0"/>
-          <w:bCs w:val="0"/>
-          <w:i w:val="0"/>
-          <w:iCs w:val="0"/>
-          <w:caps w:val="0"/>
-          <w:smallCaps w:val="0"/>
-          <w:noProof w:val="0"/>
-          <w:color w:val="000000" w:themeColor="text1" w:themeTint="FF" w:themeShade="FF"/>
-          <w:sz w:val="24"/>
-          <w:szCs w:val="24"/>
-          <w:lang w:val="pt-BR"/>
-        </w:rPr>
-      </w:pPr>
-      <w:r>
-        <w:rPr>
-          <w:rFonts w:ascii="Arial" w:hAnsi="Arial" w:eastAsia="Arial" w:cs="Arial"/>
-          <w:b w:val="0"/>
-          <w:bCs w:val="0"/>
-          <w:i w:val="0"/>
-          <w:iCs w:val="0"/>
-          <w:caps w:val="0"/>
-          <w:smallCaps w:val="0"/>
-          <w:noProof w:val="0"/>
-          <w:color w:val="000000" w:themeColor="text1" w:themeTint="FF" w:themeShade="FF"/>
-          <w:sz w:val="24"/>
-          <w:szCs w:val="24"/>
-          <w:lang w:val="pt-BR"/>
-        </w:rPr>
-        <w:t>Fruto do Teu Santo Espírito</w:t>
-      </w:r>
-    </w:p>
-    <w:p xmlns:wp14="http://schemas.microsoft.com/office/word/2010/wordml" wp14:paraId="09BC87C6" wp14:textId="42B0A537">
+    <w:p>
       <w:pPr>
         <w:spacing w:before="120" w:after="0" w:line="240" w:lineRule="auto"/>
         <w:rPr>
-          <w:rFonts w:ascii="Arial" w:hAnsi="Arial" w:eastAsia="Arial" w:cs="Arial"/>
-          <w:b w:val="0"/>
-          <w:bCs w:val="0"/>
-          <w:i w:val="0"/>
-          <w:iCs w:val="0"/>
-          <w:caps w:val="0"/>
-          <w:smallCaps w:val="0"/>
-          <w:noProof w:val="0"/>
-          <w:color w:val="000000" w:themeColor="text1" w:themeTint="FF" w:themeShade="FF"/>
-          <w:sz w:val="24"/>
-          <w:szCs w:val="24"/>
-          <w:lang w:val="pt-BR"/>
+          <w:rFonts w:ascii="Times New Roman" w:eastAsia="Arial" w:hAnsi="Times New Roman" w:cs="Times New Roman"/>
+          <w:color w:val="000000" w:themeColor="text1"/>
+          <w:sz w:val="24"/>
+          <w:szCs w:val="24"/>
         </w:rPr>
       </w:pPr>
       <w:r>
         <w:rPr>
-          <w:rFonts w:ascii="Arial" w:hAnsi="Arial" w:eastAsia="Arial" w:cs="Arial"/>
-          <w:b w:val="0"/>
-          <w:bCs w:val="0"/>
-          <w:i w:val="0"/>
-          <w:iCs w:val="0"/>
-          <w:caps w:val="0"/>
-          <w:smallCaps w:val="0"/>
-          <w:noProof w:val="0"/>
-          <w:color w:val="000000" w:themeColor="text1" w:themeTint="FF" w:themeShade="FF"/>
-          <w:sz w:val="24"/>
-          <w:szCs w:val="24"/>
-          <w:lang w:val="pt-BR"/>
-        </w:rPr>
-        <w:t>Guie o meu andar em Tua verdade</w:t>
+          <w:rFonts w:ascii="Times New Roman" w:eastAsia="Arial" w:hAnsi="Times New Roman" w:cs="Times New Roman"/>
+          <w:color w:val="000000" w:themeColor="text1"/>
+          <w:sz w:val="24"/>
+          <w:szCs w:val="24"/>
+        </w:rPr>
+        <w:t>Nada vencerá Teu amor</w:t>
+      </w:r>
+      <w:r>
+        <w:rPr>
+          <w:rFonts w:ascii="Times New Roman" w:hAnsi="Times New Roman" w:cs="Times New Roman"/>
+          <w:sz w:val="24"/>
+          <w:szCs w:val="24"/>
+        </w:rPr>
+        <w:br/>
+      </w:r>
+      <w:r>
+        <w:rPr>
+          <w:rFonts w:ascii="Times New Roman" w:eastAsia="Arial" w:hAnsi="Times New Roman" w:cs="Times New Roman"/>
+          <w:color w:val="000000" w:themeColor="text1"/>
+          <w:sz w:val="24"/>
+          <w:szCs w:val="24"/>
+        </w:rPr>
+        <w:t>De paz encheu o meu coração</w:t>
+      </w:r>
+      <w:r>
+        <w:rPr>
+          <w:rFonts w:ascii="Times New Roman" w:eastAsia="Arial" w:hAnsi="Times New Roman" w:cs="Times New Roman"/>
+          <w:color w:val="000000" w:themeColor="text1"/>
+          <w:sz w:val="24"/>
+          <w:szCs w:val="24"/>
+        </w:rPr>
+        <w:br/>
+      </w:r>
+      <w:r>
+        <w:rPr>
+          <w:rFonts w:ascii="Times New Roman" w:eastAsia="Arial" w:hAnsi="Times New Roman" w:cs="Times New Roman"/>
+          <w:color w:val="000000" w:themeColor="text1"/>
+          <w:sz w:val="24"/>
+          <w:szCs w:val="24"/>
+        </w:rPr>
+        <w:t>Bondade encontro no Teu perdão</w:t>
+      </w:r>
+      <w:r>
+        <w:rPr>
+          <w:rFonts w:ascii="Times New Roman" w:eastAsia="Arial" w:hAnsi="Times New Roman" w:cs="Times New Roman"/>
+          <w:color w:val="000000" w:themeColor="text1"/>
+          <w:sz w:val="24"/>
+          <w:szCs w:val="24"/>
+        </w:rPr>
+        <w:br/>
+      </w:r>
+      <w:r>
+        <w:rPr>
+          <w:rFonts w:ascii="Times New Roman" w:eastAsia="Arial" w:hAnsi="Times New Roman" w:cs="Times New Roman"/>
+          <w:color w:val="000000" w:themeColor="text1"/>
+          <w:sz w:val="24"/>
+          <w:szCs w:val="24"/>
+        </w:rPr>
+        <w:t xml:space="preserve">Novo sou, </w:t>
+      </w:r>
+      <w:proofErr w:type="gramStart"/>
+      <w:r>
+        <w:rPr>
+          <w:rFonts w:ascii="Times New Roman" w:eastAsia="Arial" w:hAnsi="Times New Roman" w:cs="Times New Roman"/>
+          <w:color w:val="000000" w:themeColor="text1"/>
+          <w:sz w:val="24"/>
+          <w:szCs w:val="24"/>
+        </w:rPr>
+        <w:t>pois Tua</w:t>
+      </w:r>
+      <w:proofErr w:type="gramEnd"/>
+      <w:r>
+        <w:rPr>
+          <w:rFonts w:ascii="Times New Roman" w:eastAsia="Arial" w:hAnsi="Times New Roman" w:cs="Times New Roman"/>
+          <w:color w:val="000000" w:themeColor="text1"/>
+          <w:sz w:val="24"/>
+          <w:szCs w:val="24"/>
+        </w:rPr>
+        <w:t xml:space="preserve"> luz, traz direção</w:t>
       </w:r>
     </w:p>
-    <w:p xmlns:wp14="http://schemas.microsoft.com/office/word/2010/wordml" wp14:paraId="456E1C58" wp14:textId="6FF624B3">
-      <w:pPr>
-        <w:spacing w:after="0" w:line="240" w:lineRule="auto"/>
-        <w:rPr>
-          <w:rFonts w:ascii="Arial" w:hAnsi="Arial" w:eastAsia="Arial" w:cs="Arial"/>
-          <w:b w:val="0"/>
-          <w:bCs w:val="0"/>
-          <w:i w:val="0"/>
-          <w:iCs w:val="0"/>
-          <w:caps w:val="0"/>
-          <w:smallCaps w:val="0"/>
-          <w:noProof w:val="0"/>
-          <w:color w:val="000000" w:themeColor="text1" w:themeTint="FF" w:themeShade="FF"/>
-          <w:sz w:val="24"/>
-          <w:szCs w:val="24"/>
-          <w:lang w:val="pt-BR"/>
-        </w:rPr>
-      </w:pPr>
-      <w:r>
-        <w:rPr>
-          <w:rFonts w:ascii="Arial" w:hAnsi="Arial" w:eastAsia="Arial" w:cs="Arial"/>
-          <w:b w:val="0"/>
-          <w:bCs w:val="0"/>
-          <w:i w:val="0"/>
-          <w:iCs w:val="0"/>
-          <w:caps w:val="0"/>
-          <w:smallCaps w:val="0"/>
-          <w:noProof w:val="0"/>
-          <w:color w:val="000000" w:themeColor="text1" w:themeTint="FF" w:themeShade="FF"/>
-          <w:sz w:val="24"/>
-          <w:szCs w:val="24"/>
-          <w:lang w:val="pt-BR"/>
-        </w:rPr>
-        <w:t>A expressão do Filho faz crescer em mim</w:t>
-      </w:r>
-    </w:p>
-    <w:p xmlns:wp14="http://schemas.microsoft.com/office/word/2010/wordml" wp14:paraId="5B577B4A" wp14:textId="79122BA8">
+    <w:p>
       <w:pPr>
         <w:spacing w:before="120" w:after="0" w:line="240" w:lineRule="auto"/>
         <w:rPr>
-          <w:rFonts w:ascii="Arial" w:hAnsi="Arial" w:eastAsia="Arial" w:cs="Arial"/>
-          <w:b w:val="0"/>
-          <w:bCs w:val="0"/>
-          <w:i w:val="0"/>
-          <w:iCs w:val="0"/>
-          <w:caps w:val="0"/>
-          <w:smallCaps w:val="0"/>
-          <w:noProof w:val="0"/>
-          <w:color w:val="000000" w:themeColor="text1" w:themeTint="FF" w:themeShade="FF"/>
-          <w:sz w:val="24"/>
-          <w:szCs w:val="24"/>
-          <w:lang w:val="pt-BR"/>
+          <w:rFonts w:ascii="Times New Roman" w:eastAsia="Arial" w:hAnsi="Times New Roman" w:cs="Times New Roman"/>
+          <w:b/>
+          <w:bCs/>
+          <w:color w:val="000000" w:themeColor="text1"/>
+          <w:sz w:val="24"/>
+          <w:szCs w:val="24"/>
         </w:rPr>
       </w:pPr>
       <w:r>
         <w:rPr>
-          <w:rFonts w:ascii="Arial" w:hAnsi="Arial" w:eastAsia="Arial" w:cs="Arial"/>
-          <w:b w:val="0"/>
-          <w:bCs w:val="0"/>
-          <w:i w:val="0"/>
-          <w:iCs w:val="0"/>
-          <w:caps w:val="0"/>
-          <w:smallCaps w:val="0"/>
-          <w:noProof w:val="0"/>
-          <w:color w:val="000000" w:themeColor="text1" w:themeTint="FF" w:themeShade="FF"/>
-          <w:sz w:val="24"/>
-          <w:szCs w:val="24"/>
-          <w:lang w:val="pt-BR"/>
-        </w:rPr>
-        <w:t>Nada vencerá Teu amor</w:t>
-      </w:r>
-      <w:r>
-        <w:br/>
-      </w:r>
-      <w:r>
-        <w:rPr>
-          <w:rFonts w:ascii="Arial" w:hAnsi="Arial" w:eastAsia="Arial" w:cs="Arial"/>
-          <w:b w:val="0"/>
-          <w:bCs w:val="0"/>
-          <w:i w:val="0"/>
-          <w:iCs w:val="0"/>
-          <w:caps w:val="0"/>
-          <w:smallCaps w:val="0"/>
-          <w:noProof w:val="0"/>
-          <w:color w:val="000000" w:themeColor="text1" w:themeTint="FF" w:themeShade="FF"/>
-          <w:sz w:val="24"/>
-          <w:szCs w:val="24"/>
-          <w:lang w:val="pt-BR"/>
-        </w:rPr>
-        <w:t>De paz encheu o meu coração</w:t>
+          <w:rFonts w:ascii="Times New Roman" w:eastAsia="Arial" w:hAnsi="Times New Roman" w:cs="Times New Roman"/>
+          <w:b/>
+          <w:bCs/>
+          <w:color w:val="000000" w:themeColor="text1"/>
+          <w:sz w:val="24"/>
+          <w:szCs w:val="24"/>
+        </w:rPr>
+        <w:t>[REPETE ACIMA]</w:t>
       </w:r>
     </w:p>
-    <w:p xmlns:wp14="http://schemas.microsoft.com/office/word/2010/wordml" wp14:paraId="0AAC5249" wp14:textId="17891B03">
-      <w:pPr>
-        <w:spacing w:after="0" w:line="240" w:lineRule="auto"/>
-        <w:rPr>
-          <w:rFonts w:ascii="Arial" w:hAnsi="Arial" w:eastAsia="Arial" w:cs="Arial"/>
-          <w:b w:val="0"/>
-          <w:bCs w:val="0"/>
-          <w:i w:val="0"/>
-          <w:iCs w:val="0"/>
-          <w:caps w:val="0"/>
-          <w:smallCaps w:val="0"/>
-          <w:noProof w:val="0"/>
-          <w:color w:val="000000" w:themeColor="text1" w:themeTint="FF" w:themeShade="FF"/>
-          <w:sz w:val="24"/>
-          <w:szCs w:val="24"/>
-          <w:lang w:val="pt-BR"/>
-        </w:rPr>
-      </w:pPr>
-      <w:r>
-        <w:rPr>
-          <w:rFonts w:ascii="Arial" w:hAnsi="Arial" w:eastAsia="Arial" w:cs="Arial"/>
-          <w:b w:val="0"/>
-          <w:bCs w:val="0"/>
-          <w:i w:val="0"/>
-          <w:iCs w:val="0"/>
-          <w:caps w:val="0"/>
-          <w:smallCaps w:val="0"/>
-          <w:noProof w:val="0"/>
-          <w:color w:val="000000" w:themeColor="text1" w:themeTint="FF" w:themeShade="FF"/>
-          <w:sz w:val="24"/>
-          <w:szCs w:val="24"/>
-          <w:lang w:val="pt-BR"/>
-        </w:rPr>
-        <w:t>Bondade encontro no Teu perdão</w:t>
-      </w:r>
-    </w:p>
-    <w:p xmlns:wp14="http://schemas.microsoft.com/office/word/2010/wordml" wp14:paraId="5D858E84" wp14:textId="1D7C3FE8">
-      <w:pPr>
-        <w:spacing w:after="0" w:line="240" w:lineRule="auto"/>
-        <w:rPr>
-          <w:rFonts w:ascii="Arial" w:hAnsi="Arial" w:eastAsia="Arial" w:cs="Arial"/>
-          <w:b w:val="0"/>
-          <w:bCs w:val="0"/>
-          <w:i w:val="0"/>
-          <w:iCs w:val="0"/>
-          <w:caps w:val="0"/>
-          <w:smallCaps w:val="0"/>
-          <w:noProof w:val="0"/>
-          <w:color w:val="000000" w:themeColor="text1" w:themeTint="FF" w:themeShade="FF"/>
-          <w:sz w:val="24"/>
-          <w:szCs w:val="24"/>
-          <w:lang w:val="pt-BR"/>
-        </w:rPr>
-      </w:pPr>
-      <w:r>
-        <w:rPr>
-          <w:rFonts w:ascii="Arial" w:hAnsi="Arial" w:eastAsia="Arial" w:cs="Arial"/>
-          <w:b w:val="0"/>
-          <w:bCs w:val="0"/>
-          <w:i w:val="0"/>
-          <w:iCs w:val="0"/>
-          <w:caps w:val="0"/>
-          <w:smallCaps w:val="0"/>
-          <w:noProof w:val="0"/>
-          <w:color w:val="000000" w:themeColor="text1" w:themeTint="FF" w:themeShade="FF"/>
-          <w:sz w:val="24"/>
-          <w:szCs w:val="24"/>
-          <w:lang w:val="pt-BR"/>
-        </w:rPr>
-        <w:t>Novo sou, pois Tua luz, traz direção</w:t>
-      </w:r>
-    </w:p>
-    <w:p xmlns:wp14="http://schemas.microsoft.com/office/word/2010/wordml" wp14:paraId="7EE4A47F" wp14:textId="1B82E723">
+    <w:p>
       <w:pPr>
         <w:spacing w:before="120" w:after="0" w:line="240" w:lineRule="auto"/>
         <w:rPr>
-          <w:rFonts w:ascii="Arial" w:hAnsi="Arial" w:eastAsia="Arial" w:cs="Arial"/>
-          <w:b w:val="0"/>
-          <w:bCs w:val="0"/>
-          <w:i w:val="0"/>
-          <w:iCs w:val="0"/>
-          <w:caps w:val="0"/>
-          <w:smallCaps w:val="0"/>
-          <w:noProof w:val="0"/>
-          <w:color w:val="000000" w:themeColor="text1" w:themeTint="FF" w:themeShade="FF"/>
-          <w:sz w:val="24"/>
-          <w:szCs w:val="24"/>
-          <w:lang w:val="pt-BR"/>
+          <w:rFonts w:ascii="Times New Roman" w:eastAsia="Arial" w:hAnsi="Times New Roman" w:cs="Times New Roman"/>
+          <w:color w:val="000000" w:themeColor="text1"/>
+          <w:sz w:val="24"/>
+          <w:szCs w:val="24"/>
         </w:rPr>
       </w:pPr>
       <w:r>
         <w:rPr>
-          <w:rFonts w:ascii="Arial" w:hAnsi="Arial" w:eastAsia="Arial" w:cs="Arial"/>
-          <w:b w:val="0"/>
-          <w:bCs w:val="0"/>
-          <w:i w:val="0"/>
-          <w:iCs w:val="0"/>
-          <w:caps w:val="0"/>
-          <w:smallCaps w:val="0"/>
-          <w:noProof w:val="0"/>
-          <w:color w:val="000000" w:themeColor="text1" w:themeTint="FF" w:themeShade="FF"/>
-          <w:sz w:val="24"/>
-          <w:szCs w:val="24"/>
-          <w:lang w:val="pt-BR"/>
-        </w:rPr>
-        <w:t>[Repete toda]</w:t>
-      </w:r>
-    </w:p>
-    <w:p xmlns:wp14="http://schemas.microsoft.com/office/word/2010/wordml" wp14:paraId="23507CAC" wp14:textId="60E176CC">
-      <w:pPr>
-        <w:spacing w:before="120" w:after="0" w:line="240" w:lineRule="auto"/>
-        <w:rPr>
-          <w:rFonts w:ascii="Arial" w:hAnsi="Arial" w:eastAsia="Arial" w:cs="Arial"/>
-          <w:b w:val="0"/>
-          <w:bCs w:val="0"/>
-          <w:i w:val="0"/>
-          <w:iCs w:val="0"/>
-          <w:caps w:val="0"/>
-          <w:smallCaps w:val="0"/>
-          <w:noProof w:val="0"/>
-          <w:color w:val="000000" w:themeColor="text1" w:themeTint="FF" w:themeShade="FF"/>
-          <w:sz w:val="24"/>
-          <w:szCs w:val="24"/>
-          <w:lang w:val="pt-BR"/>
-        </w:rPr>
-      </w:pPr>
-      <w:r>
-        <w:rPr>
-          <w:rFonts w:ascii="Arial" w:hAnsi="Arial" w:eastAsia="Arial" w:cs="Arial"/>
-          <w:b w:val="0"/>
-          <w:bCs w:val="0"/>
-          <w:i w:val="0"/>
-          <w:iCs w:val="0"/>
-          <w:caps w:val="0"/>
-          <w:smallCaps w:val="0"/>
-          <w:noProof w:val="0"/>
-          <w:color w:val="000000" w:themeColor="text1" w:themeTint="FF" w:themeShade="FF"/>
-          <w:sz w:val="24"/>
-          <w:szCs w:val="24"/>
-          <w:lang w:val="pt-BR"/>
-        </w:rPr>
-        <w:t>E pra Tua igreja servir</w:t>
-      </w:r>
-      <w:r>
+          <w:rFonts w:ascii="Times New Roman" w:eastAsia="Arial" w:hAnsi="Times New Roman" w:cs="Times New Roman"/>
+          <w:color w:val="000000" w:themeColor="text1"/>
+          <w:sz w:val="24"/>
+          <w:szCs w:val="24"/>
+        </w:rPr>
+        <w:t xml:space="preserve">E </w:t>
+      </w:r>
+      <w:proofErr w:type="gramStart"/>
+      <w:r>
+        <w:rPr>
+          <w:rFonts w:ascii="Times New Roman" w:eastAsia="Arial" w:hAnsi="Times New Roman" w:cs="Times New Roman"/>
+          <w:color w:val="000000" w:themeColor="text1"/>
+          <w:sz w:val="24"/>
+          <w:szCs w:val="24"/>
+        </w:rPr>
+        <w:t>pra</w:t>
+      </w:r>
+      <w:proofErr w:type="gramEnd"/>
+      <w:r>
+        <w:rPr>
+          <w:rFonts w:ascii="Times New Roman" w:eastAsia="Arial" w:hAnsi="Times New Roman" w:cs="Times New Roman"/>
+          <w:color w:val="000000" w:themeColor="text1"/>
+          <w:sz w:val="24"/>
+          <w:szCs w:val="24"/>
+        </w:rPr>
+        <w:t xml:space="preserve"> Tua igreja servir</w:t>
+      </w:r>
+      <w:r>
+        <w:rPr>
+          <w:rFonts w:ascii="Times New Roman" w:hAnsi="Times New Roman" w:cs="Times New Roman"/>
+          <w:sz w:val="24"/>
+          <w:szCs w:val="24"/>
+        </w:rPr>
         <w:br/>
       </w:r>
       <w:r>
         <w:rPr>
-          <w:rFonts w:ascii="Arial" w:hAnsi="Arial" w:eastAsia="Arial" w:cs="Arial"/>
-          <w:b w:val="0"/>
-          <w:bCs w:val="0"/>
-          <w:i w:val="0"/>
-          <w:iCs w:val="0"/>
-          <w:caps w:val="0"/>
-          <w:smallCaps w:val="0"/>
-          <w:noProof w:val="0"/>
-          <w:color w:val="000000" w:themeColor="text1" w:themeTint="FF" w:themeShade="FF"/>
-          <w:sz w:val="24"/>
-          <w:szCs w:val="24"/>
-          <w:lang w:val="pt-BR"/>
+          <w:rFonts w:ascii="Times New Roman" w:eastAsia="Arial" w:hAnsi="Times New Roman" w:cs="Times New Roman"/>
+          <w:color w:val="000000" w:themeColor="text1"/>
+          <w:sz w:val="24"/>
+          <w:szCs w:val="24"/>
         </w:rPr>
         <w:t>Ver Tua face no meu irmão</w:t>
       </w:r>
-    </w:p>
-    <w:p xmlns:wp14="http://schemas.microsoft.com/office/word/2010/wordml" wp14:paraId="679248EC" wp14:textId="36B9D89C">
-      <w:pPr>
-        <w:spacing w:after="0" w:line="240" w:lineRule="auto"/>
-        <w:rPr>
-          <w:rFonts w:ascii="Arial" w:hAnsi="Arial" w:eastAsia="Arial" w:cs="Arial"/>
-          <w:b w:val="0"/>
-          <w:bCs w:val="0"/>
-          <w:i w:val="0"/>
-          <w:iCs w:val="0"/>
-          <w:caps w:val="0"/>
-          <w:smallCaps w:val="0"/>
-          <w:noProof w:val="0"/>
-          <w:color w:val="000000" w:themeColor="text1" w:themeTint="FF" w:themeShade="FF"/>
-          <w:sz w:val="24"/>
-          <w:szCs w:val="24"/>
-          <w:lang w:val="pt-BR"/>
-        </w:rPr>
-      </w:pPr>
-      <w:r>
-        <w:rPr>
-          <w:rFonts w:ascii="Arial" w:hAnsi="Arial" w:eastAsia="Arial" w:cs="Arial"/>
-          <w:b w:val="0"/>
-          <w:bCs w:val="0"/>
-          <w:i w:val="0"/>
-          <w:iCs w:val="0"/>
-          <w:caps w:val="0"/>
-          <w:smallCaps w:val="0"/>
-          <w:noProof w:val="0"/>
-          <w:color w:val="000000" w:themeColor="text1" w:themeTint="FF" w:themeShade="FF"/>
-          <w:sz w:val="24"/>
-          <w:szCs w:val="24"/>
-          <w:lang w:val="pt-BR"/>
+      <w:r>
+        <w:rPr>
+          <w:rFonts w:ascii="Times New Roman" w:eastAsia="Arial" w:hAnsi="Times New Roman" w:cs="Times New Roman"/>
+          <w:color w:val="000000" w:themeColor="text1"/>
+          <w:sz w:val="24"/>
+          <w:szCs w:val="24"/>
+        </w:rPr>
+        <w:br/>
+      </w:r>
+      <w:r>
+        <w:rPr>
+          <w:rFonts w:ascii="Times New Roman" w:eastAsia="Arial" w:hAnsi="Times New Roman" w:cs="Times New Roman"/>
+          <w:color w:val="000000" w:themeColor="text1"/>
+          <w:sz w:val="24"/>
+          <w:szCs w:val="24"/>
         </w:rPr>
         <w:t>Contemplar Tua obra em nós</w:t>
       </w:r>
       <w:r>
+        <w:rPr>
+          <w:rFonts w:ascii="Times New Roman" w:hAnsi="Times New Roman" w:cs="Times New Roman"/>
+          <w:sz w:val="24"/>
+          <w:szCs w:val="24"/>
+        </w:rPr>
         <w:br/>
       </w:r>
       <w:r>
         <w:rPr>
-          <w:rFonts w:ascii="Arial" w:hAnsi="Arial" w:eastAsia="Arial" w:cs="Arial"/>
-          <w:b w:val="0"/>
-          <w:bCs w:val="0"/>
-          <w:i w:val="0"/>
-          <w:iCs w:val="0"/>
-          <w:caps w:val="0"/>
-          <w:smallCaps w:val="0"/>
-          <w:noProof w:val="0"/>
-          <w:color w:val="000000" w:themeColor="text1" w:themeTint="FF" w:themeShade="FF"/>
-          <w:sz w:val="24"/>
-          <w:szCs w:val="24"/>
-          <w:lang w:val="pt-BR"/>
+          <w:rFonts w:ascii="Times New Roman" w:eastAsia="Arial" w:hAnsi="Times New Roman" w:cs="Times New Roman"/>
+          <w:color w:val="000000" w:themeColor="text1"/>
+          <w:sz w:val="24"/>
+          <w:szCs w:val="24"/>
         </w:rPr>
         <w:t>Até o fim, permanecer, em Teu amor</w:t>
       </w:r>
-    </w:p>
-    <w:p xmlns:wp14="http://schemas.microsoft.com/office/word/2010/wordml" wp14:paraId="1E207724" wp14:textId="7E337A50">
-      <w:pPr>
-        <w:pStyle w:val="Normal"/>
-      </w:pPr>
     </w:p>
     <w:sectPr>
-      <w:pgSz w:w="11906" w:h="16838" w:orient="portrait"/>
+      <w:pgSz w:w="11906" w:h="16838"/>
       <w:pgMar w:top="1440" w:right="1440" w:bottom="1440" w:left="1440" w:header="720" w:footer="720" w:gutter="0"/>
       <w:cols w:space="720"/>
       <w:docGrid w:linePitch="360"/>
@@ -549,11 +353,11 @@
 </file>
 
 <file path=word/styles.xml><?xml version="1.0" encoding="utf-8"?>
-<w:styles xmlns:wp14="http://schemas.microsoft.com/office/word/2010/wordprocessingDrawing" xmlns:mc="http://schemas.openxmlformats.org/markup-compatibility/2006" xmlns:r="http://schemas.openxmlformats.org/officeDocument/2006/relationships" xmlns:w="http://schemas.openxmlformats.org/wordprocessingml/2006/main" xmlns:w14="http://schemas.microsoft.com/office/word/2010/wordml" xmlns:w15="http://schemas.microsoft.com/office/word/2012/wordml" xmlns:w16se="http://schemas.microsoft.com/office/word/2015/wordml/symex" xmlns:w16cid="http://schemas.microsoft.com/office/word/2016/wordml/cid" xmlns:w16="http://schemas.microsoft.com/office/word/2018/wordml" xmlns:w16cex="http://schemas.microsoft.com/office/word/2018/wordml/cex" xmlns:w16sdtdh="http://schemas.microsoft.com/office/word/2020/wordml/sdtdatahash" mc:Ignorable="w14 w15 wp14 w16se w16cid w16 w16cex w16sdtdh">
+<w:styles xmlns:mc="http://schemas.openxmlformats.org/markup-compatibility/2006" xmlns:r="http://schemas.openxmlformats.org/officeDocument/2006/relationships" xmlns:w="http://schemas.openxmlformats.org/wordprocessingml/2006/main" xmlns:w14="http://schemas.microsoft.com/office/word/2010/wordml" xmlns:w15="http://schemas.microsoft.com/office/word/2012/wordml" xmlns:w16cex="http://schemas.microsoft.com/office/word/2018/wordml/cex" xmlns:w16cid="http://schemas.microsoft.com/office/word/2016/wordml/cid" xmlns:w16="http://schemas.microsoft.com/office/word/2018/wordml" xmlns:w16du="http://schemas.microsoft.com/office/word/2023/wordml/word16du" xmlns:w16sdtdh="http://schemas.microsoft.com/office/word/2020/wordml/sdtdatahash" xmlns:w16sdtfl="http://schemas.microsoft.com/office/word/2024/wordml/sdtformatlock" xmlns:w16se="http://schemas.microsoft.com/office/word/2015/wordml/symex" mc:Ignorable="w14 w15 w16se w16cid w16 w16cex w16sdtdh w16sdtfl w16du">
   <w:docDefaults>
     <w:rPrDefault>
       <w:rPr>
-        <w:rFonts w:asciiTheme="minorHAnsi" w:hAnsiTheme="minorHAnsi" w:eastAsiaTheme="minorHAnsi" w:cstheme="minorBidi"/>
+        <w:rFonts w:asciiTheme="minorHAnsi" w:eastAsiaTheme="minorHAnsi" w:hAnsiTheme="minorHAnsi" w:cstheme="minorBidi"/>
         <w:sz w:val="22"/>
         <w:szCs w:val="22"/>
         <w:lang w:val="pt-BR" w:eastAsia="en-US" w:bidi="ar-SA"/>
@@ -565,17 +369,17 @@
       </w:pPr>
     </w:pPrDefault>
   </w:docDefaults>
-  <w:latentStyles w:defLockedState="0" w:defUIPriority="99" w:defSemiHidden="0" w:defUnhideWhenUsed="0" w:defQFormat="0" w:count="371">
+  <w:latentStyles w:defLockedState="0" w:defUIPriority="99" w:defSemiHidden="0" w:defUnhideWhenUsed="0" w:defQFormat="0" w:count="376">
     <w:lsdException w:name="Normal" w:uiPriority="0" w:qFormat="1"/>
     <w:lsdException w:name="heading 1" w:uiPriority="9" w:qFormat="1"/>
-    <w:lsdException w:name="heading 2" w:uiPriority="9" w:semiHidden="1" w:unhideWhenUsed="1" w:qFormat="1"/>
-    <w:lsdException w:name="heading 3" w:uiPriority="9" w:semiHidden="1" w:unhideWhenUsed="1" w:qFormat="1"/>
-    <w:lsdException w:name="heading 4" w:uiPriority="9" w:semiHidden="1" w:unhideWhenUsed="1" w:qFormat="1"/>
-    <w:lsdException w:name="heading 5" w:uiPriority="9" w:semiHidden="1" w:unhideWhenUsed="1" w:qFormat="1"/>
-    <w:lsdException w:name="heading 6" w:uiPriority="9" w:semiHidden="1" w:unhideWhenUsed="1" w:qFormat="1"/>
-    <w:lsdException w:name="heading 7" w:uiPriority="9" w:semiHidden="1" w:unhideWhenUsed="1" w:qFormat="1"/>
-    <w:lsdException w:name="heading 8" w:uiPriority="9" w:semiHidden="1" w:unhideWhenUsed="1" w:qFormat="1"/>
-    <w:lsdException w:name="heading 9" w:uiPriority="9" w:semiHidden="1" w:unhideWhenUsed="1" w:qFormat="1"/>
+    <w:lsdException w:name="heading 2" w:semiHidden="1" w:uiPriority="9" w:unhideWhenUsed="1" w:qFormat="1"/>
+    <w:lsdException w:name="heading 3" w:semiHidden="1" w:uiPriority="9" w:unhideWhenUsed="1" w:qFormat="1"/>
+    <w:lsdException w:name="heading 4" w:semiHidden="1" w:uiPriority="9" w:unhideWhenUsed="1" w:qFormat="1"/>
+    <w:lsdException w:name="heading 5" w:semiHidden="1" w:uiPriority="9" w:unhideWhenUsed="1" w:qFormat="1"/>
+    <w:lsdException w:name="heading 6" w:semiHidden="1" w:uiPriority="9" w:unhideWhenUsed="1" w:qFormat="1"/>
+    <w:lsdException w:name="heading 7" w:semiHidden="1" w:uiPriority="9" w:unhideWhenUsed="1" w:qFormat="1"/>
+    <w:lsdException w:name="heading 8" w:semiHidden="1" w:uiPriority="9" w:unhideWhenUsed="1" w:qFormat="1"/>
+    <w:lsdException w:name="heading 9" w:semiHidden="1" w:uiPriority="9" w:unhideWhenUsed="1" w:qFormat="1"/>
     <w:lsdException w:name="index 1" w:semiHidden="1" w:unhideWhenUsed="1"/>
     <w:lsdException w:name="index 2" w:semiHidden="1" w:unhideWhenUsed="1"/>
     <w:lsdException w:name="index 3" w:semiHidden="1" w:unhideWhenUsed="1"/>
@@ -585,22 +389,22 @@
     <w:lsdException w:name="index 7" w:semiHidden="1" w:unhideWhenUsed="1"/>
     <w:lsdException w:name="index 8" w:semiHidden="1" w:unhideWhenUsed="1"/>
     <w:lsdException w:name="index 9" w:semiHidden="1" w:unhideWhenUsed="1"/>
-    <w:lsdException w:name="toc 1" w:uiPriority="39" w:semiHidden="1" w:unhideWhenUsed="1"/>
-    <w:lsdException w:name="toc 2" w:uiPriority="39" w:semiHidden="1" w:unhideWhenUsed="1"/>
-    <w:lsdException w:name="toc 3" w:uiPriority="39" w:semiHidden="1" w:unhideWhenUsed="1"/>
-    <w:lsdException w:name="toc 4" w:uiPriority="39" w:semiHidden="1" w:unhideWhenUsed="1"/>
-    <w:lsdException w:name="toc 5" w:uiPriority="39" w:semiHidden="1" w:unhideWhenUsed="1"/>
-    <w:lsdException w:name="toc 6" w:uiPriority="39" w:semiHidden="1" w:unhideWhenUsed="1"/>
-    <w:lsdException w:name="toc 7" w:uiPriority="39" w:semiHidden="1" w:unhideWhenUsed="1"/>
-    <w:lsdException w:name="toc 8" w:uiPriority="39" w:semiHidden="1" w:unhideWhenUsed="1"/>
-    <w:lsdException w:name="toc 9" w:uiPriority="39" w:semiHidden="1" w:unhideWhenUsed="1"/>
+    <w:lsdException w:name="toc 1" w:semiHidden="1" w:uiPriority="39" w:unhideWhenUsed="1"/>
+    <w:lsdException w:name="toc 2" w:semiHidden="1" w:uiPriority="39" w:unhideWhenUsed="1"/>
+    <w:lsdException w:name="toc 3" w:semiHidden="1" w:uiPriority="39" w:unhideWhenUsed="1"/>
+    <w:lsdException w:name="toc 4" w:semiHidden="1" w:uiPriority="39" w:unhideWhenUsed="1"/>
+    <w:lsdException w:name="toc 5" w:semiHidden="1" w:uiPriority="39" w:unhideWhenUsed="1"/>
+    <w:lsdException w:name="toc 6" w:semiHidden="1" w:uiPriority="39" w:unhideWhenUsed="1"/>
+    <w:lsdException w:name="toc 7" w:semiHidden="1" w:uiPriority="39" w:unhideWhenUsed="1"/>
+    <w:lsdException w:name="toc 8" w:semiHidden="1" w:uiPriority="39" w:unhideWhenUsed="1"/>
+    <w:lsdException w:name="toc 9" w:semiHidden="1" w:uiPriority="39" w:unhideWhenUsed="1"/>
     <w:lsdException w:name="Normal Indent" w:semiHidden="1" w:unhideWhenUsed="1"/>
     <w:lsdException w:name="footnote text" w:semiHidden="1" w:unhideWhenUsed="1"/>
     <w:lsdException w:name="annotation text" w:semiHidden="1" w:unhideWhenUsed="1"/>
     <w:lsdException w:name="header" w:semiHidden="1" w:unhideWhenUsed="1"/>
     <w:lsdException w:name="footer" w:semiHidden="1" w:unhideWhenUsed="1"/>
     <w:lsdException w:name="index heading" w:semiHidden="1" w:unhideWhenUsed="1"/>
-    <w:lsdException w:name="caption" w:uiPriority="35" w:semiHidden="1" w:unhideWhenUsed="1" w:qFormat="1"/>
+    <w:lsdException w:name="caption" w:semiHidden="1" w:uiPriority="35" w:unhideWhenUsed="1" w:qFormat="1"/>
     <w:lsdException w:name="table of figures" w:semiHidden="1" w:unhideWhenUsed="1"/>
     <w:lsdException w:name="envelope address" w:semiHidden="1" w:unhideWhenUsed="1"/>
     <w:lsdException w:name="envelope return" w:semiHidden="1" w:unhideWhenUsed="1"/>
@@ -631,7 +435,7 @@
     <w:lsdException w:name="Title" w:uiPriority="10" w:qFormat="1"/>
     <w:lsdException w:name="Closing" w:semiHidden="1" w:unhideWhenUsed="1"/>
     <w:lsdException w:name="Signature" w:semiHidden="1" w:unhideWhenUsed="1"/>
-    <w:lsdException w:name="Default Paragraph Font" w:uiPriority="1" w:semiHidden="1" w:unhideWhenUsed="1"/>
+    <w:lsdException w:name="Default Paragraph Font" w:semiHidden="1" w:uiPriority="1" w:unhideWhenUsed="1"/>
     <w:lsdException w:name="Body Text" w:semiHidden="1" w:unhideWhenUsed="1"/>
     <w:lsdException w:name="Body Text Indent" w:semiHidden="1" w:unhideWhenUsed="1"/>
     <w:lsdException w:name="List Continue" w:semiHidden="1" w:unhideWhenUsed="1"/>
@@ -831,8 +635,8 @@
     <w:lsdException w:name="Subtle Reference" w:uiPriority="31" w:qFormat="1"/>
     <w:lsdException w:name="Intense Reference" w:uiPriority="32" w:qFormat="1"/>
     <w:lsdException w:name="Book Title" w:uiPriority="33" w:qFormat="1"/>
-    <w:lsdException w:name="Bibliography" w:uiPriority="37" w:semiHidden="1" w:unhideWhenUsed="1"/>
-    <w:lsdException w:name="TOC Heading" w:uiPriority="39" w:semiHidden="1" w:unhideWhenUsed="1" w:qFormat="1"/>
+    <w:lsdException w:name="Bibliography" w:semiHidden="1" w:uiPriority="37" w:unhideWhenUsed="1"/>
+    <w:lsdException w:name="TOC Heading" w:semiHidden="1" w:uiPriority="39" w:unhideWhenUsed="1" w:qFormat="1"/>
     <w:lsdException w:name="Plain Table 1" w:uiPriority="41"/>
     <w:lsdException w:name="Plain Table 2" w:uiPriority="42"/>
     <w:lsdException w:name="Plain Table 3" w:uiPriority="43"/>
@@ -937,18 +741,44 @@
     <w:lsdException w:name="List Table 5 Dark Accent 6" w:uiPriority="50"/>
     <w:lsdException w:name="List Table 6 Colorful Accent 6" w:uiPriority="51"/>
     <w:lsdException w:name="List Table 7 Colorful Accent 6" w:uiPriority="52"/>
+    <w:lsdException w:name="Mention" w:semiHidden="1" w:unhideWhenUsed="1"/>
+    <w:lsdException w:name="Smart Hyperlink" w:semiHidden="1" w:unhideWhenUsed="1"/>
+    <w:lsdException w:name="Hashtag" w:semiHidden="1" w:unhideWhenUsed="1"/>
+    <w:lsdException w:name="Unresolved Mention" w:semiHidden="1" w:unhideWhenUsed="1"/>
+    <w:lsdException w:name="Smart Link" w:semiHidden="1" w:unhideWhenUsed="1"/>
   </w:latentStyles>
-  <w:style w:type="paragraph" w:styleId="Normal" w:default="1">
+  <w:style w:type="paragraph" w:default="1" w:styleId="Normal">
     <w:name w:val="Normal"/>
     <w:qFormat/>
   </w:style>
-  <w:style w:type="character" w:styleId="DefaultParagraphFont" w:default="1">
+  <w:style w:type="paragraph" w:styleId="Ttulo1">
+    <w:name w:val="heading 1"/>
+    <w:basedOn w:val="Normal"/>
+    <w:next w:val="Normal"/>
+    <w:link w:val="Ttulo1Char"/>
+    <w:uiPriority w:val="9"/>
+    <w:qFormat/>
+    <w:rsid w:val="00B51356"/>
+    <w:pPr>
+      <w:keepNext/>
+      <w:keepLines/>
+      <w:spacing w:before="240" w:after="0"/>
+      <w:outlineLvl w:val="0"/>
+    </w:pPr>
+    <w:rPr>
+      <w:rFonts w:asciiTheme="majorHAnsi" w:eastAsiaTheme="majorEastAsia" w:hAnsiTheme="majorHAnsi" w:cstheme="majorBidi"/>
+      <w:color w:val="2F5496" w:themeColor="accent1" w:themeShade="BF"/>
+      <w:sz w:val="32"/>
+      <w:szCs w:val="32"/>
+    </w:rPr>
+  </w:style>
+  <w:style w:type="character" w:default="1" w:styleId="Fontepargpadro">
     <w:name w:val="Default Paragraph Font"/>
     <w:uiPriority w:val="1"/>
     <w:semiHidden/>
     <w:unhideWhenUsed/>
   </w:style>
-  <w:style w:type="table" w:styleId="TableNormal" w:default="1">
+  <w:style w:type="table" w:default="1" w:styleId="Tabelanormal">
     <w:name w:val="Normal Table"/>
     <w:uiPriority w:val="99"/>
     <w:semiHidden/>
@@ -963,11 +793,24 @@
       </w:tblCellMar>
     </w:tblPr>
   </w:style>
-  <w:style w:type="numbering" w:styleId="NoList" w:default="1">
+  <w:style w:type="numbering" w:default="1" w:styleId="Semlista">
     <w:name w:val="No List"/>
     <w:uiPriority w:val="99"/>
     <w:semiHidden/>
     <w:unhideWhenUsed/>
+  </w:style>
+  <w:style w:type="character" w:customStyle="1" w:styleId="Ttulo1Char">
+    <w:name w:val="Título 1 Char"/>
+    <w:basedOn w:val="Fontepargpadro"/>
+    <w:link w:val="Ttulo1"/>
+    <w:uiPriority w:val="9"/>
+    <w:rsid w:val="00B51356"/>
+    <w:rPr>
+      <w:rFonts w:asciiTheme="majorHAnsi" w:eastAsiaTheme="majorEastAsia" w:hAnsiTheme="majorHAnsi" w:cstheme="majorBidi"/>
+      <w:color w:val="2F5496" w:themeColor="accent1" w:themeShade="BF"/>
+      <w:sz w:val="32"/>
+      <w:szCs w:val="32"/>
+    </w:rPr>
   </w:style>
 </w:styles>
 </file>
